--- a/Разделители.docx
+++ b/Разделители.docx
@@ -10,7 +10,7 @@
         </w:pBdr>
       </w:pPr>
       <w:r>
-        <w:t>Информационные технологии</w:t>
+        <w:t>Элементы высшей математики</w:t>
       </w:r>
     </w:p>
     <w:p>
@@ -18,7 +18,7 @@
         <w:pStyle w:val="a5"/>
       </w:pPr>
       <w:r>
-        <w:t>Благовестников Никита Олегович</w:t>
+        <w:t>Виноградова Таисия Михайловна</w:t>
       </w:r>
     </w:p>
     <w:p>
@@ -35,7 +35,7 @@
       </w:pPr>
       <w:r>
         <w:lastRenderedPageBreak/>
-        <w:t>Элементы высшей математики</w:t>
+        <w:t>Информационные технологии</w:t>
       </w:r>
     </w:p>
     <w:p>
@@ -43,17 +43,381 @@
         <w:pStyle w:val="a5"/>
       </w:pPr>
       <w:r>
-        <w:t>Виноградова Таисия Михайловна</w:t>
+        <w:t>Благовестников Никита Олегович</w:t>
+      </w:r>
+    </w:p>
+    <w:p>
+      <w:r>
+        <w:br w:type="page"/>
+      </w:r>
+    </w:p>
+    <w:p>
+      <w:pPr>
+        <w:pStyle w:val="a3"/>
+        <w:pBdr>
+          <w:bottom w:val="single" w:sz="4" w:space="1" w:color="auto"/>
+        </w:pBdr>
+      </w:pPr>
+      <w:r>
+        <w:lastRenderedPageBreak/>
+        <w:t>Операционные системы и среды</w:t>
+      </w:r>
+    </w:p>
+    <w:p>
+      <w:pPr>
+        <w:pStyle w:val="a5"/>
+      </w:pPr>
+      <w:r>
+        <w:t>Арихина Анита Эдуардовна</w:t>
+      </w:r>
+    </w:p>
+    <w:p>
+      <w:r>
+        <w:br w:type="page"/>
+      </w:r>
+    </w:p>
+    <w:p>
+      <w:pPr>
+        <w:pStyle w:val="a3"/>
+        <w:pBdr>
+          <w:bottom w:val="single" w:sz="4" w:space="1" w:color="auto"/>
+        </w:pBdr>
+      </w:pPr>
+      <w:r>
+        <w:lastRenderedPageBreak/>
+        <w:t>Архитектура аппаратных средств</w:t>
+      </w:r>
+    </w:p>
+    <w:p>
+      <w:pPr>
+        <w:pStyle w:val="a5"/>
+      </w:pPr>
+      <w:r>
+        <w:t>Арихина Анита Эдуардовна</w:t>
+      </w:r>
+    </w:p>
+    <w:p>
+      <w:r>
+        <w:br w:type="page"/>
+      </w:r>
+    </w:p>
+    <w:p>
+      <w:pPr>
+        <w:pStyle w:val="a3"/>
+        <w:pBdr>
+          <w:bottom w:val="single" w:sz="4" w:space="1" w:color="auto"/>
+        </w:pBdr>
+      </w:pPr>
+      <w:r>
+        <w:lastRenderedPageBreak/>
+        <w:t>Основы проектирования баз данных</w:t>
+      </w:r>
+    </w:p>
+    <w:p>
+      <w:pPr>
+        <w:pStyle w:val="a5"/>
+      </w:pPr>
+      <w:r>
+        <w:t>Арихина Анита Эдуардовна</w:t>
+      </w:r>
+    </w:p>
+    <w:p>
+      <w:r>
+        <w:br w:type="page"/>
+      </w:r>
+    </w:p>
+    <w:p>
+      <w:pPr>
+        <w:pStyle w:val="a3"/>
+        <w:pBdr>
+          <w:bottom w:val="single" w:sz="4" w:space="1" w:color="auto"/>
+        </w:pBdr>
+      </w:pPr>
+      <w:r>
+        <w:lastRenderedPageBreak/>
+        <w:t>Численные методы</w:t>
+      </w:r>
+    </w:p>
+    <w:p>
+      <w:pPr>
+        <w:pStyle w:val="a5"/>
+      </w:pPr>
+      <w:r>
+        <w:t>Благовестников Никита Олегович</w:t>
       </w:r>
     </w:p>
     <w:sectPr>
+      <w:footerReference w:type="default" r:id="rId6"/>
       <w:pgSz w:w="8391" w:h="11906" w:code="11"/>
       <w:pgMar w:top="720" w:right="720" w:bottom="720" w:left="720" w:header="708" w:footer="708" w:gutter="0"/>
+      <w:pgNumType w:fmt="upperRoman"/>
       <w:cols w:space="708"/>
       <w:docGrid w:linePitch="360"/>
     </w:sectPr>
   </w:body>
 </w:document>
+</file>
+
+<file path=word/endnotes.xml><?xml version="1.0" encoding="utf-8"?>
+<w:endnotes xmlns:wpc="http://schemas.microsoft.com/office/word/2010/wordprocessingCanvas" xmlns:cx="http://schemas.microsoft.com/office/drawing/2014/chartex" xmlns:cx1="http://schemas.microsoft.com/office/drawing/2015/9/8/chartex" xmlns:cx2="http://schemas.microsoft.com/office/drawing/2015/10/21/chartex" xmlns:cx3="http://schemas.microsoft.com/office/drawing/2016/5/9/chartex" xmlns:cx4="http://schemas.microsoft.com/office/drawing/2016/5/10/chartex" xmlns:cx5="http://schemas.microsoft.com/office/drawing/2016/5/11/chartex" xmlns:cx6="http://schemas.microsoft.com/office/drawing/2016/5/12/chartex" xmlns:cx7="http://schemas.microsoft.com/office/drawing/2016/5/13/chartex" xmlns:cx8="http://schemas.microsoft.com/office/drawing/2016/5/14/chartex" xmlns:mc="http://schemas.openxmlformats.org/markup-compatibility/2006" xmlns:aink="http://schemas.microsoft.com/office/drawing/2016/ink" xmlns:am3d="http://schemas.microsoft.com/office/drawing/2017/model3d" xmlns:o="urn:schemas-microsoft-com:office:office" xmlns:oel="http://schemas.microsoft.com/office/2019/extlst" xmlns:r="http://schemas.openxmlformats.org/officeDocument/2006/relationships" xmlns:m="http://schemas.openxmlformats.org/officeDocument/2006/math" xmlns:v="urn:schemas-microsoft-com:vml" xmlns:wp14="http://schemas.microsoft.com/office/word/2010/wordprocessingDrawing" xmlns:wp="http://schemas.openxmlformats.org/drawingml/2006/wordprocessingDrawing" xmlns:w10="urn:schemas-microsoft-com:office:word" xmlns:w="http://schemas.openxmlformats.org/wordprocessingml/2006/main" xmlns:w14="http://schemas.microsoft.com/office/word/2010/wordml" xmlns:w15="http://schemas.microsoft.com/office/word/2012/wordml" xmlns:w16cex="http://schemas.microsoft.com/office/word/2018/wordml/cex" xmlns:w16cid="http://schemas.microsoft.com/office/word/2016/wordml/cid" xmlns:w16="http://schemas.microsoft.com/office/word/2018/wordml" xmlns:w16du="http://schemas.microsoft.com/office/word/2023/wordml/word16du" xmlns:w16sdtdh="http://schemas.microsoft.com/office/word/2020/wordml/sdtdatahash" xmlns:w16sdtfl="http://schemas.microsoft.com/office/word/2024/wordml/sdtformatlock" xmlns:w16se="http://schemas.microsoft.com/office/word/2015/wordml/symex" xmlns:wpg="http://schemas.microsoft.com/office/word/2010/wordprocessingGroup" xmlns:wpi="http://schemas.microsoft.com/office/word/2010/wordprocessingInk" xmlns:wne="http://schemas.microsoft.com/office/word/2006/wordml" xmlns:wps="http://schemas.microsoft.com/office/word/2010/wordprocessingShape" mc:Ignorable="w14 w15 w16se w16cid w16 w16cex w16sdtdh w16sdtfl w16du wp14">
+  <w:endnote w:type="separator" w:id="-1">
+    <w:p>
+      <w:pPr>
+        <w:spacing w:after="0" w:line="240" w:lineRule="auto"/>
+      </w:pPr>
+      <w:r>
+        <w:separator/>
+      </w:r>
+    </w:p>
+  </w:endnote>
+  <w:endnote w:type="continuationSeparator" w:id="0">
+    <w:p>
+      <w:pPr>
+        <w:spacing w:after="0" w:line="240" w:lineRule="auto"/>
+      </w:pPr>
+      <w:r>
+        <w:continuationSeparator/>
+      </w:r>
+    </w:p>
+  </w:endnote>
+</w:endnotes>
+</file>
+
+<file path=word/footer1.xml><?xml version="1.0" encoding="utf-8"?>
+<w:ftr xmlns:wpc="http://schemas.microsoft.com/office/word/2010/wordprocessingCanvas" xmlns:cx="http://schemas.microsoft.com/office/drawing/2014/chartex" xmlns:cx1="http://schemas.microsoft.com/office/drawing/2015/9/8/chartex" xmlns:cx2="http://schemas.microsoft.com/office/drawing/2015/10/21/chartex" xmlns:cx3="http://schemas.microsoft.com/office/drawing/2016/5/9/chartex" xmlns:cx4="http://schemas.microsoft.com/office/drawing/2016/5/10/chartex" xmlns:cx5="http://schemas.microsoft.com/office/drawing/2016/5/11/chartex" xmlns:cx6="http://schemas.microsoft.com/office/drawing/2016/5/12/chartex" xmlns:cx7="http://schemas.microsoft.com/office/drawing/2016/5/13/chartex" xmlns:cx8="http://schemas.microsoft.com/office/drawing/2016/5/14/chartex" xmlns:mc="http://schemas.openxmlformats.org/markup-compatibility/2006" xmlns:aink="http://schemas.microsoft.com/office/drawing/2016/ink" xmlns:am3d="http://schemas.microsoft.com/office/drawing/2017/model3d" xmlns:o="urn:schemas-microsoft-com:office:office" xmlns:oel="http://schemas.microsoft.com/office/2019/extlst" xmlns:r="http://schemas.openxmlformats.org/officeDocument/2006/relationships" xmlns:m="http://schemas.openxmlformats.org/officeDocument/2006/math" xmlns:v="urn:schemas-microsoft-com:vml" xmlns:wp14="http://schemas.microsoft.com/office/word/2010/wordprocessingDrawing" xmlns:wp="http://schemas.openxmlformats.org/drawingml/2006/wordprocessingDrawing" xmlns:w10="urn:schemas-microsoft-com:office:word" xmlns:w="http://schemas.openxmlformats.org/wordprocessingml/2006/main" xmlns:w14="http://schemas.microsoft.com/office/word/2010/wordml" xmlns:w15="http://schemas.microsoft.com/office/word/2012/wordml" xmlns:w16cex="http://schemas.microsoft.com/office/word/2018/wordml/cex" xmlns:w16cid="http://schemas.microsoft.com/office/word/2016/wordml/cid" xmlns:w16="http://schemas.microsoft.com/office/word/2018/wordml" xmlns:w16du="http://schemas.microsoft.com/office/word/2023/wordml/word16du" xmlns:w16sdtdh="http://schemas.microsoft.com/office/word/2020/wordml/sdtdatahash" xmlns:w16sdtfl="http://schemas.microsoft.com/office/word/2024/wordml/sdtformatlock" xmlns:w16se="http://schemas.microsoft.com/office/word/2015/wordml/symex" xmlns:wpg="http://schemas.microsoft.com/office/word/2010/wordprocessingGroup" xmlns:wpi="http://schemas.microsoft.com/office/word/2010/wordprocessingInk" xmlns:wne="http://schemas.microsoft.com/office/word/2006/wordml" xmlns:wps="http://schemas.microsoft.com/office/word/2010/wordprocessingShape" mc:Ignorable="w14 w15 w16se w16cid w16 w16cex w16sdtdh w16sdtfl w16du wp14">
+  <w:sdt>
+    <w:sdtPr>
+      <w:id w:val="1498310721"/>
+      <w:docPartObj>
+        <w:docPartGallery w:val="Page Numbers (Bottom of Page)"/>
+        <w:docPartUnique/>
+      </w:docPartObj>
+    </w:sdtPr>
+    <w:sdtContent>
+      <w:p>
+        <w:pPr>
+          <w:pStyle w:val="af"/>
+        </w:pPr>
+        <w:r>
+          <w:rPr>
+            <w:noProof/>
+          </w:rPr>
+          <mc:AlternateContent>
+            <mc:Choice Requires="wps">
+              <w:drawing>
+                <wp:anchor distT="0" distB="0" distL="114300" distR="114300" simplePos="0" relativeHeight="251659264" behindDoc="0" locked="0" layoutInCell="1" allowOverlap="1" wp14:anchorId="4384EB32" wp14:editId="4979FE40">
+                  <wp:simplePos x="0" y="0"/>
+                  <wp:positionH relativeFrom="page">
+                    <wp:align>right</wp:align>
+                  </wp:positionH>
+                  <wp:positionV relativeFrom="page">
+                    <wp:align>bottom</wp:align>
+                  </wp:positionV>
+                  <wp:extent cx="2125980" cy="2054860"/>
+                  <wp:effectExtent l="7620" t="0" r="0" b="2540"/>
+                  <wp:wrapNone/>
+                  <wp:docPr id="1715380110" name="Равнобедренный треугольник 1"/>
+                  <wp:cNvGraphicFramePr>
+                    <a:graphicFrameLocks xmlns:a="http://schemas.openxmlformats.org/drawingml/2006/main"/>
+                  </wp:cNvGraphicFramePr>
+                  <a:graphic xmlns:a="http://schemas.openxmlformats.org/drawingml/2006/main">
+                    <a:graphicData uri="http://schemas.microsoft.com/office/word/2010/wordprocessingShape">
+                      <wps:wsp>
+                        <wps:cNvSpPr>
+                          <a:spLocks noChangeArrowheads="1"/>
+                        </wps:cNvSpPr>
+                        <wps:spPr bwMode="auto">
+                          <a:xfrm>
+                            <a:off x="0" y="0"/>
+                            <a:ext cx="2125980" cy="2054860"/>
+                          </a:xfrm>
+                          <a:prstGeom prst="triangle">
+                            <a:avLst>
+                              <a:gd name="adj" fmla="val 100000"/>
+                            </a:avLst>
+                          </a:prstGeom>
+                          <a:solidFill>
+                            <a:srgbClr val="D2EAF1"/>
+                          </a:solidFill>
+                          <a:ln>
+                            <a:noFill/>
+                          </a:ln>
+                          <a:extLst>
+                            <a:ext uri="{91240B29-F687-4F45-9708-019B960494DF}">
+                              <a14:hiddenLine xmlns:a14="http://schemas.microsoft.com/office/drawing/2010/main" w="9525">
+                                <a:solidFill>
+                                  <a:srgbClr val="000000"/>
+                                </a:solidFill>
+                                <a:miter lim="800000"/>
+                                <a:headEnd/>
+                                <a:tailEnd/>
+                              </a14:hiddenLine>
+                            </a:ext>
+                          </a:extLst>
+                        </wps:spPr>
+                        <wps:txbx>
+                          <w:txbxContent>
+                            <w:p>
+                              <w:pPr>
+                                <w:jc w:val="center"/>
+                                <w:rPr>
+                                  <w:szCs w:val="72"/>
+                                </w:rPr>
+                              </w:pPr>
+                              <w:r>
+                                <w:rPr>
+                                  <w:rFonts w:eastAsiaTheme="minorEastAsia" w:cs="Times New Roman"/>
+                                  <w:sz w:val="22"/>
+                                  <w:szCs w:val="22"/>
+                                </w:rPr>
+                                <w:fldChar w:fldCharType="begin"/>
+                              </w:r>
+                              <w:r>
+                                <w:instrText>PAGE    \* MERGEFORMAT</w:instrText>
+                              </w:r>
+                              <w:r>
+                                <w:rPr>
+                                  <w:rFonts w:eastAsiaTheme="minorEastAsia" w:cs="Times New Roman"/>
+                                  <w:sz w:val="22"/>
+                                  <w:szCs w:val="22"/>
+                                </w:rPr>
+                                <w:fldChar w:fldCharType="separate"/>
+                              </w:r>
+                              <w:r>
+                                <w:rPr>
+                                  <w:rFonts w:asciiTheme="majorHAnsi" w:eastAsiaTheme="majorEastAsia" w:hAnsiTheme="majorHAnsi" w:cstheme="majorBidi"/>
+                                  <w:color w:val="FFFFFF" w:themeColor="background1"/>
+                                  <w:sz w:val="72"/>
+                                  <w:szCs w:val="72"/>
+                                </w:rPr>
+                                <w:t>2</w:t>
+                              </w:r>
+                              <w:r>
+                                <w:rPr>
+                                  <w:rFonts w:asciiTheme="majorHAnsi" w:eastAsiaTheme="majorEastAsia" w:hAnsiTheme="majorHAnsi" w:cstheme="majorBidi"/>
+                                  <w:color w:val="FFFFFF" w:themeColor="background1"/>
+                                  <w:sz w:val="72"/>
+                                  <w:szCs w:val="72"/>
+                                </w:rPr>
+                                <w:fldChar w:fldCharType="end"/>
+                              </w:r>
+                            </w:p>
+                          </w:txbxContent>
+                        </wps:txbx>
+                        <wps:bodyPr rot="0" vert="horz" wrap="square" lIns="91440" tIns="45720" rIns="91440" bIns="45720" anchor="t" anchorCtr="0" upright="1">
+                          <a:noAutofit/>
+                        </wps:bodyPr>
+                      </wps:wsp>
+                    </a:graphicData>
+                  </a:graphic>
+                  <wp14:sizeRelH relativeFrom="page">
+                    <wp14:pctWidth>0</wp14:pctWidth>
+                  </wp14:sizeRelH>
+                  <wp14:sizeRelV relativeFrom="page">
+                    <wp14:pctHeight>0</wp14:pctHeight>
+                  </wp14:sizeRelV>
+                </wp:anchor>
+              </w:drawing>
+            </mc:Choice>
+            <mc:Fallback>
+              <w:pict>
+                <v:shapetype w14:anchorId="4384EB32" id="_x0000_t5" coordsize="21600,21600" o:spt="5" adj="10800" path="m@0,l,21600r21600,xe">
+                  <v:stroke joinstyle="miter"/>
+                  <v:formulas>
+                    <v:f eqn="val #0"/>
+                    <v:f eqn="prod #0 1 2"/>
+                    <v:f eqn="sum @1 10800 0"/>
+                  </v:formulas>
+                  <v:path gradientshapeok="t" o:connecttype="custom" o:connectlocs="@0,0;@1,10800;0,21600;10800,21600;21600,21600;@2,10800" textboxrect="0,10800,10800,18000;5400,10800,16200,18000;10800,10800,21600,18000;0,7200,7200,21600;7200,7200,14400,21600;14400,7200,21600,21600"/>
+                  <v:handles>
+                    <v:h position="#0,topLeft" xrange="0,21600"/>
+                  </v:handles>
+                </v:shapetype>
+                <v:shape id="Равнобедренный треугольник 1" o:spid="_x0000_s1026" type="#_x0000_t5" style="position:absolute;margin-left:116.2pt;margin-top:0;width:167.4pt;height:161.8pt;z-index:251659264;visibility:visible;mso-wrap-style:square;mso-width-percent:0;mso-height-percent:0;mso-wrap-distance-left:9pt;mso-wrap-distance-top:0;mso-wrap-distance-right:9pt;mso-wrap-distance-bottom:0;mso-position-horizontal:right;mso-position-horizontal-relative:page;mso-position-vertical:bottom;mso-position-vertical-relative:page;mso-width-percent:0;mso-height-percent:0;mso-width-relative:page;mso-height-relative:page;v-text-anchor:top" o:gfxdata="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" adj="21600" fillcolor="#d2eaf1" stroked="f">
+                  <v:textbox>
+                    <w:txbxContent>
+                      <w:p>
+                        <w:pPr>
+                          <w:jc w:val="center"/>
+                          <w:rPr>
+                            <w:szCs w:val="72"/>
+                          </w:rPr>
+                        </w:pPr>
+                        <w:r>
+                          <w:rPr>
+                            <w:rFonts w:eastAsiaTheme="minorEastAsia" w:cs="Times New Roman"/>
+                            <w:sz w:val="22"/>
+                            <w:szCs w:val="22"/>
+                          </w:rPr>
+                          <w:fldChar w:fldCharType="begin"/>
+                        </w:r>
+                        <w:r>
+                          <w:instrText>PAGE    \* MERGEFORMAT</w:instrText>
+                        </w:r>
+                        <w:r>
+                          <w:rPr>
+                            <w:rFonts w:eastAsiaTheme="minorEastAsia" w:cs="Times New Roman"/>
+                            <w:sz w:val="22"/>
+                            <w:szCs w:val="22"/>
+                          </w:rPr>
+                          <w:fldChar w:fldCharType="separate"/>
+                        </w:r>
+                        <w:r>
+                          <w:rPr>
+                            <w:rFonts w:asciiTheme="majorHAnsi" w:eastAsiaTheme="majorEastAsia" w:hAnsiTheme="majorHAnsi" w:cstheme="majorBidi"/>
+                            <w:color w:val="FFFFFF" w:themeColor="background1"/>
+                            <w:sz w:val="72"/>
+                            <w:szCs w:val="72"/>
+                          </w:rPr>
+                          <w:t>2</w:t>
+                        </w:r>
+                        <w:r>
+                          <w:rPr>
+                            <w:rFonts w:asciiTheme="majorHAnsi" w:eastAsiaTheme="majorEastAsia" w:hAnsiTheme="majorHAnsi" w:cstheme="majorBidi"/>
+                            <w:color w:val="FFFFFF" w:themeColor="background1"/>
+                            <w:sz w:val="72"/>
+                            <w:szCs w:val="72"/>
+                          </w:rPr>
+                          <w:fldChar w:fldCharType="end"/>
+                        </w:r>
+                      </w:p>
+                    </w:txbxContent>
+                  </v:textbox>
+                  <w10:wrap anchorx="page" anchory="page"/>
+                </v:shape>
+              </w:pict>
+            </mc:Fallback>
+          </mc:AlternateContent>
+        </w:r>
+      </w:p>
+    </w:sdtContent>
+  </w:sdt>
+</w:ftr>
+</file>
+
+<file path=word/footnotes.xml><?xml version="1.0" encoding="utf-8"?>
+<w:footnotes xmlns:wpc="http://schemas.microsoft.com/office/word/2010/wordprocessingCanvas" xmlns:cx="http://schemas.microsoft.com/office/drawing/2014/chartex" xmlns:cx1="http://schemas.microsoft.com/office/drawing/2015/9/8/chartex" xmlns:cx2="http://schemas.microsoft.com/office/drawing/2015/10/21/chartex" xmlns:cx3="http://schemas.microsoft.com/office/drawing/2016/5/9/chartex" xmlns:cx4="http://schemas.microsoft.com/office/drawing/2016/5/10/chartex" xmlns:cx5="http://schemas.microsoft.com/office/drawing/2016/5/11/chartex" xmlns:cx6="http://schemas.microsoft.com/office/drawing/2016/5/12/chartex" xmlns:cx7="http://schemas.microsoft.com/office/drawing/2016/5/13/chartex" xmlns:cx8="http://schemas.microsoft.com/office/drawing/2016/5/14/chartex" xmlns:mc="http://schemas.openxmlformats.org/markup-compatibility/2006" xmlns:aink="http://schemas.microsoft.com/office/drawing/2016/ink" xmlns:am3d="http://schemas.microsoft.com/office/drawing/2017/model3d" xmlns:o="urn:schemas-microsoft-com:office:office" xmlns:oel="http://schemas.microsoft.com/office/2019/extlst" xmlns:r="http://schemas.openxmlformats.org/officeDocument/2006/relationships" xmlns:m="http://schemas.openxmlformats.org/officeDocument/2006/math" xmlns:v="urn:schemas-microsoft-com:vml" xmlns:wp14="http://schemas.microsoft.com/office/word/2010/wordprocessingDrawing" xmlns:wp="http://schemas.openxmlformats.org/drawingml/2006/wordprocessingDrawing" xmlns:w10="urn:schemas-microsoft-com:office:word" xmlns:w="http://schemas.openxmlformats.org/wordprocessingml/2006/main" xmlns:w14="http://schemas.microsoft.com/office/word/2010/wordml" xmlns:w15="http://schemas.microsoft.com/office/word/2012/wordml" xmlns:w16cex="http://schemas.microsoft.com/office/word/2018/wordml/cex" xmlns:w16cid="http://schemas.microsoft.com/office/word/2016/wordml/cid" xmlns:w16="http://schemas.microsoft.com/office/word/2018/wordml" xmlns:w16du="http://schemas.microsoft.com/office/word/2023/wordml/word16du" xmlns:w16sdtdh="http://schemas.microsoft.com/office/word/2020/wordml/sdtdatahash" xmlns:w16sdtfl="http://schemas.microsoft.com/office/word/2024/wordml/sdtformatlock" xmlns:w16se="http://schemas.microsoft.com/office/word/2015/wordml/symex" xmlns:wpg="http://schemas.microsoft.com/office/word/2010/wordprocessingGroup" xmlns:wpi="http://schemas.microsoft.com/office/word/2010/wordprocessingInk" xmlns:wne="http://schemas.microsoft.com/office/word/2006/wordml" xmlns:wps="http://schemas.microsoft.com/office/word/2010/wordprocessingShape" mc:Ignorable="w14 w15 w16se w16cid w16 w16cex w16sdtdh w16sdtfl w16du wp14">
+  <w:footnote w:type="separator" w:id="-1">
+    <w:p>
+      <w:pPr>
+        <w:spacing w:after="0" w:line="240" w:lineRule="auto"/>
+      </w:pPr>
+      <w:r>
+        <w:separator/>
+      </w:r>
+    </w:p>
+  </w:footnote>
+  <w:footnote w:type="continuationSeparator" w:id="0">
+    <w:p>
+      <w:pPr>
+        <w:spacing w:after="0" w:line="240" w:lineRule="auto"/>
+      </w:pPr>
+      <w:r>
+        <w:continuationSeparator/>
+      </w:r>
+    </w:p>
+  </w:footnote>
+</w:footnotes>
 </file>
 
 <file path=word/styles.xml><?xml version="1.0" encoding="utf-8"?>
@@ -659,6 +1023,7 @@
   <w:style w:type="character" w:default="1" w:styleId="a0">
     <w:name w:val="Default Paragraph Font"/>
     <w:uiPriority w:val="1"/>
+    <w:semiHidden/>
     <w:unhideWhenUsed/>
   </w:style>
   <w:style w:type="table" w:default="1" w:styleId="a1">
@@ -980,6 +1345,50 @@
     <w:pPr>
       <w:spacing w:after="0" w:line="240" w:lineRule="auto"/>
     </w:pPr>
+  </w:style>
+  <w:style w:type="paragraph" w:styleId="ad">
+    <w:name w:val="header"/>
+    <w:basedOn w:val="a"/>
+    <w:link w:val="ae"/>
+    <w:uiPriority w:val="99"/>
+    <w:unhideWhenUsed/>
+    <w:rsid w:val="00827623"/>
+    <w:pPr>
+      <w:tabs>
+        <w:tab w:val="center" w:pos="4677"/>
+        <w:tab w:val="right" w:pos="9355"/>
+      </w:tabs>
+      <w:spacing w:after="0" w:line="240" w:lineRule="auto"/>
+    </w:pPr>
+  </w:style>
+  <w:style w:type="character" w:customStyle="1" w:styleId="ae">
+    <w:name w:val="Верхний колонтитул Знак"/>
+    <w:basedOn w:val="a0"/>
+    <w:link w:val="ad"/>
+    <w:uiPriority w:val="99"/>
+    <w:rsid w:val="00827623"/>
+  </w:style>
+  <w:style w:type="paragraph" w:styleId="af">
+    <w:name w:val="footer"/>
+    <w:basedOn w:val="a"/>
+    <w:link w:val="af0"/>
+    <w:uiPriority w:val="99"/>
+    <w:unhideWhenUsed/>
+    <w:rsid w:val="00827623"/>
+    <w:pPr>
+      <w:tabs>
+        <w:tab w:val="center" w:pos="4677"/>
+        <w:tab w:val="right" w:pos="9355"/>
+      </w:tabs>
+      <w:spacing w:after="0" w:line="240" w:lineRule="auto"/>
+    </w:pPr>
+  </w:style>
+  <w:style w:type="character" w:customStyle="1" w:styleId="af0">
+    <w:name w:val="Нижний колонтитул Знак"/>
+    <w:basedOn w:val="a0"/>
+    <w:link w:val="af"/>
+    <w:uiPriority w:val="99"/>
+    <w:rsid w:val="00827623"/>
   </w:style>
 </w:styles>
 </file>

--- a/Разделители.docx
+++ b/Разделители.docx
@@ -144,6 +144,76 @@
       </w:pPr>
       <w:r>
         <w:t>Благовестников Никита Олегович</w:t>
+      </w:r>
+    </w:p>
+    <w:p>
+      <w:pPr>
+        <w:rPr>
+          <w:rFonts w:eastAsiaTheme="majorEastAsia" w:cstheme="majorBidi"/>
+          <w:color w:val="595959" w:themeColor="text1" w:themeTint="A6"/>
+          <w:spacing w:val="15"/>
+          <w:sz w:val="28"/>
+          <w:szCs w:val="28"/>
+        </w:rPr>
+      </w:pPr>
+      <w:r>
+        <w:br w:type="page"/>
+      </w:r>
+    </w:p>
+    <w:p>
+      <w:pPr>
+        <w:pStyle w:val="a3"/>
+        <w:pBdr>
+          <w:bottom w:val="single" w:sz="4" w:space="1" w:color="auto"/>
+        </w:pBdr>
+      </w:pPr>
+      <w:r>
+        <w:lastRenderedPageBreak/>
+        <w:t>Дискретная математика с элементами математической логики</w:t>
+      </w:r>
+    </w:p>
+    <w:p>
+      <w:pPr>
+        <w:rPr>
+          <w:rFonts w:eastAsiaTheme="majorEastAsia" w:cstheme="majorBidi"/>
+          <w:color w:val="595959" w:themeColor="text1" w:themeTint="A6"/>
+          <w:spacing w:val="15"/>
+          <w:sz w:val="28"/>
+          <w:szCs w:val="28"/>
+        </w:rPr>
+      </w:pPr>
+      <w:r>
+        <w:rPr>
+          <w:rFonts w:eastAsiaTheme="majorEastAsia" w:cstheme="majorBidi"/>
+          <w:color w:val="595959" w:themeColor="text1" w:themeTint="A6"/>
+          <w:spacing w:val="15"/>
+          <w:sz w:val="28"/>
+          <w:szCs w:val="28"/>
+        </w:rPr>
+        <w:t>Виноградова Таисия Михайловна</w:t>
+      </w:r>
+      <w:r>
+        <w:br w:type="page"/>
+      </w:r>
+    </w:p>
+    <w:p>
+      <w:pPr>
+        <w:pStyle w:val="a3"/>
+        <w:pBdr>
+          <w:bottom w:val="single" w:sz="4" w:space="1" w:color="auto"/>
+        </w:pBdr>
+      </w:pPr>
+      <w:r>
+        <w:lastRenderedPageBreak/>
+        <w:t>Теория вероятностей и математическая статистика</w:t>
+      </w:r>
+    </w:p>
+    <w:p>
+      <w:pPr>
+        <w:pStyle w:val="a5"/>
+      </w:pPr>
+      <w:r>
+        <w:t>Виноградова Таисия Михайловна</w:t>
       </w:r>
     </w:p>
     <w:sectPr>
@@ -1023,7 +1093,6 @@
   <w:style w:type="character" w:default="1" w:styleId="a0">
     <w:name w:val="Default Paragraph Font"/>
     <w:uiPriority w:val="1"/>
-    <w:semiHidden/>
     <w:unhideWhenUsed/>
   </w:style>
   <w:style w:type="table" w:default="1" w:styleId="a1">
